--- a/Church/2026/2026_0627_MenloChurch.docx
+++ b/Church/2026/2026_0627_MenloChurch.docx
@@ -167,13 +167,13 @@
     </w:p>
     <w:p>
       <w:r>
-        <w:t>6</w:t>
+        <w:t>20</w:t>
       </w:r>
       <w:r>
         <w:t>:</w:t>
       </w:r>
       <w:r>
-        <w:t>49</w:t>
+        <w:t>24</w:t>
       </w:r>
       <w:r>
         <w:t>/</w:t>
@@ -279,7 +279,7 @@
         <w:t>2</w:t>
       </w:r>
       <w:r>
-        <w:t>1</w:t>
+        <w:t>5</w:t>
       </w:r>
       <w:r>
         <w:t>:</w:t>
@@ -393,13 +393,13 @@
         <w:t>2</w:t>
       </w:r>
       <w:r>
-        <w:t>8</w:t>
+        <w:t>7</w:t>
       </w:r>
       <w:r>
         <w:t>:</w:t>
       </w:r>
       <w:r>
-        <w:t>08</w:t>
+        <w:t>27</w:t>
       </w:r>
       <w:r>
         <w:t>/1:16:25</w:t>
@@ -410,7 +410,1086 @@
         <w:t xml:space="preserve"> </w:t>
       </w:r>
       <w:r>
+        <w:drawing>
+          <wp:inline distT="0" distB="0" distL="0" distR="0" wp14:anchorId="0BD5A720" wp14:editId="43A8E924">
+            <wp:extent cx="2562225" cy="541091"/>
+            <wp:effectExtent l="0" t="0" r="0" b="0"/>
+            <wp:docPr id="402862448" name="Picture 1"/>
+            <wp:cNvGraphicFramePr>
+              <a:graphicFrameLocks xmlns:a="http://schemas.openxmlformats.org/drawingml/2006/main" noChangeAspect="1"/>
+            </wp:cNvGraphicFramePr>
+            <a:graphic xmlns:a="http://schemas.openxmlformats.org/drawingml/2006/main">
+              <a:graphicData uri="http://schemas.openxmlformats.org/drawingml/2006/picture">
+                <pic:pic xmlns:pic="http://schemas.openxmlformats.org/drawingml/2006/picture">
+                  <pic:nvPicPr>
+                    <pic:cNvPr id="402862448" name=""/>
+                    <pic:cNvPicPr/>
+                  </pic:nvPicPr>
+                  <pic:blipFill>
+                    <a:blip r:embed="rId14"/>
+                    <a:stretch>
+                      <a:fillRect/>
+                    </a:stretch>
+                  </pic:blipFill>
+                  <pic:spPr>
+                    <a:xfrm>
+                      <a:off x="0" y="0"/>
+                      <a:ext cx="2573160" cy="543400"/>
+                    </a:xfrm>
+                    <a:prstGeom prst="rect">
+                      <a:avLst/>
+                    </a:prstGeom>
+                  </pic:spPr>
+                </pic:pic>
+              </a:graphicData>
+            </a:graphic>
+          </wp:inline>
+        </w:drawing>
+      </w:r>
+      <w:r>
         <w:t xml:space="preserve"> </w:t>
+      </w:r>
+    </w:p>
+    <w:p/>
+    <w:p>
+      <w:r>
+        <w:t>27:2</w:t>
+      </w:r>
+      <w:r>
+        <w:t>9</w:t>
+      </w:r>
+      <w:r>
+        <w:t>/1:16:25</w:t>
+      </w:r>
+    </w:p>
+    <w:p>
+      <w:r>
+        <w:drawing>
+          <wp:inline distT="0" distB="0" distL="0" distR="0" wp14:anchorId="4E8183D9" wp14:editId="54561911">
+            <wp:extent cx="1981200" cy="833984"/>
+            <wp:effectExtent l="0" t="0" r="0" b="4445"/>
+            <wp:docPr id="155346994" name="Picture 1"/>
+            <wp:cNvGraphicFramePr>
+              <a:graphicFrameLocks xmlns:a="http://schemas.openxmlformats.org/drawingml/2006/main" noChangeAspect="1"/>
+            </wp:cNvGraphicFramePr>
+            <a:graphic xmlns:a="http://schemas.openxmlformats.org/drawingml/2006/main">
+              <a:graphicData uri="http://schemas.openxmlformats.org/drawingml/2006/picture">
+                <pic:pic xmlns:pic="http://schemas.openxmlformats.org/drawingml/2006/picture">
+                  <pic:nvPicPr>
+                    <pic:cNvPr id="155346994" name=""/>
+                    <pic:cNvPicPr/>
+                  </pic:nvPicPr>
+                  <pic:blipFill>
+                    <a:blip r:embed="rId15"/>
+                    <a:stretch>
+                      <a:fillRect/>
+                    </a:stretch>
+                  </pic:blipFill>
+                  <pic:spPr>
+                    <a:xfrm>
+                      <a:off x="0" y="0"/>
+                      <a:ext cx="1988450" cy="837036"/>
+                    </a:xfrm>
+                    <a:prstGeom prst="rect">
+                      <a:avLst/>
+                    </a:prstGeom>
+                  </pic:spPr>
+                </pic:pic>
+              </a:graphicData>
+            </a:graphic>
+          </wp:inline>
+        </w:drawing>
+      </w:r>
+      <w:r>
+        <w:t xml:space="preserve">  </w:t>
+      </w:r>
+      <w:r>
+        <w:drawing>
+          <wp:inline distT="0" distB="0" distL="0" distR="0" wp14:anchorId="05EF73D9" wp14:editId="6EA6F143">
+            <wp:extent cx="1962150" cy="523240"/>
+            <wp:effectExtent l="0" t="0" r="0" b="0"/>
+            <wp:docPr id="1563073512" name="Picture 1"/>
+            <wp:cNvGraphicFramePr>
+              <a:graphicFrameLocks xmlns:a="http://schemas.openxmlformats.org/drawingml/2006/main" noChangeAspect="1"/>
+            </wp:cNvGraphicFramePr>
+            <a:graphic xmlns:a="http://schemas.openxmlformats.org/drawingml/2006/main">
+              <a:graphicData uri="http://schemas.openxmlformats.org/drawingml/2006/picture">
+                <pic:pic xmlns:pic="http://schemas.openxmlformats.org/drawingml/2006/picture">
+                  <pic:nvPicPr>
+                    <pic:cNvPr id="1563073512" name=""/>
+                    <pic:cNvPicPr/>
+                  </pic:nvPicPr>
+                  <pic:blipFill>
+                    <a:blip r:embed="rId16"/>
+                    <a:stretch>
+                      <a:fillRect/>
+                    </a:stretch>
+                  </pic:blipFill>
+                  <pic:spPr>
+                    <a:xfrm>
+                      <a:off x="0" y="0"/>
+                      <a:ext cx="1962428" cy="523314"/>
+                    </a:xfrm>
+                    <a:prstGeom prst="rect">
+                      <a:avLst/>
+                    </a:prstGeom>
+                  </pic:spPr>
+                </pic:pic>
+              </a:graphicData>
+            </a:graphic>
+          </wp:inline>
+        </w:drawing>
+      </w:r>
+    </w:p>
+    <w:p/>
+    <w:p>
+      <w:r>
+        <w:t>27:</w:t>
+      </w:r>
+      <w:r>
+        <w:t>33</w:t>
+      </w:r>
+      <w:r>
+        <w:t>/1:16:25</w:t>
+      </w:r>
+    </w:p>
+    <w:p>
+      <w:r>
+        <w:lastRenderedPageBreak/>
+        <w:drawing>
+          <wp:inline distT="0" distB="0" distL="0" distR="0" wp14:anchorId="7AFD0570" wp14:editId="3A3C663A">
+            <wp:extent cx="2533650" cy="597364"/>
+            <wp:effectExtent l="0" t="0" r="0" b="0"/>
+            <wp:docPr id="329574930" name="Picture 1"/>
+            <wp:cNvGraphicFramePr>
+              <a:graphicFrameLocks xmlns:a="http://schemas.openxmlformats.org/drawingml/2006/main" noChangeAspect="1"/>
+            </wp:cNvGraphicFramePr>
+            <a:graphic xmlns:a="http://schemas.openxmlformats.org/drawingml/2006/main">
+              <a:graphicData uri="http://schemas.openxmlformats.org/drawingml/2006/picture">
+                <pic:pic xmlns:pic="http://schemas.openxmlformats.org/drawingml/2006/picture">
+                  <pic:nvPicPr>
+                    <pic:cNvPr id="329574930" name=""/>
+                    <pic:cNvPicPr/>
+                  </pic:nvPicPr>
+                  <pic:blipFill>
+                    <a:blip r:embed="rId17"/>
+                    <a:stretch>
+                      <a:fillRect/>
+                    </a:stretch>
+                  </pic:blipFill>
+                  <pic:spPr>
+                    <a:xfrm>
+                      <a:off x="0" y="0"/>
+                      <a:ext cx="2553290" cy="601995"/>
+                    </a:xfrm>
+                    <a:prstGeom prst="rect">
+                      <a:avLst/>
+                    </a:prstGeom>
+                  </pic:spPr>
+                </pic:pic>
+              </a:graphicData>
+            </a:graphic>
+          </wp:inline>
+        </w:drawing>
+      </w:r>
+    </w:p>
+    <w:p/>
+    <w:p>
+      <w:r>
+        <w:t>27:3</w:t>
+      </w:r>
+      <w:r>
+        <w:t>7</w:t>
+      </w:r>
+      <w:r>
+        <w:t>/1:16:25</w:t>
+      </w:r>
+    </w:p>
+    <w:p>
+      <w:r>
+        <w:drawing>
+          <wp:inline distT="0" distB="0" distL="0" distR="0" wp14:anchorId="6A3B3C38" wp14:editId="080D1AF0">
+            <wp:extent cx="4543425" cy="432499"/>
+            <wp:effectExtent l="0" t="0" r="0" b="5715"/>
+            <wp:docPr id="1935441426" name="Picture 1"/>
+            <wp:cNvGraphicFramePr>
+              <a:graphicFrameLocks xmlns:a="http://schemas.openxmlformats.org/drawingml/2006/main" noChangeAspect="1"/>
+            </wp:cNvGraphicFramePr>
+            <a:graphic xmlns:a="http://schemas.openxmlformats.org/drawingml/2006/main">
+              <a:graphicData uri="http://schemas.openxmlformats.org/drawingml/2006/picture">
+                <pic:pic xmlns:pic="http://schemas.openxmlformats.org/drawingml/2006/picture">
+                  <pic:nvPicPr>
+                    <pic:cNvPr id="1935441426" name=""/>
+                    <pic:cNvPicPr/>
+                  </pic:nvPicPr>
+                  <pic:blipFill>
+                    <a:blip r:embed="rId18"/>
+                    <a:stretch>
+                      <a:fillRect/>
+                    </a:stretch>
+                  </pic:blipFill>
+                  <pic:spPr>
+                    <a:xfrm>
+                      <a:off x="0" y="0"/>
+                      <a:ext cx="4562484" cy="434313"/>
+                    </a:xfrm>
+                    <a:prstGeom prst="rect">
+                      <a:avLst/>
+                    </a:prstGeom>
+                  </pic:spPr>
+                </pic:pic>
+              </a:graphicData>
+            </a:graphic>
+          </wp:inline>
+        </w:drawing>
+      </w:r>
+    </w:p>
+    <w:p/>
+    <w:p>
+      <w:r>
+        <w:t>27:</w:t>
+      </w:r>
+      <w:r>
+        <w:t>42</w:t>
+      </w:r>
+      <w:r>
+        <w:t>/1:16:25</w:t>
+      </w:r>
+    </w:p>
+    <w:p>
+      <w:r>
+        <w:drawing>
+          <wp:inline distT="0" distB="0" distL="0" distR="0" wp14:anchorId="71E1B833" wp14:editId="1D199CFC">
+            <wp:extent cx="4391025" cy="553569"/>
+            <wp:effectExtent l="0" t="0" r="0" b="0"/>
+            <wp:docPr id="993643669" name="Picture 1"/>
+            <wp:cNvGraphicFramePr>
+              <a:graphicFrameLocks xmlns:a="http://schemas.openxmlformats.org/drawingml/2006/main" noChangeAspect="1"/>
+            </wp:cNvGraphicFramePr>
+            <a:graphic xmlns:a="http://schemas.openxmlformats.org/drawingml/2006/main">
+              <a:graphicData uri="http://schemas.openxmlformats.org/drawingml/2006/picture">
+                <pic:pic xmlns:pic="http://schemas.openxmlformats.org/drawingml/2006/picture">
+                  <pic:nvPicPr>
+                    <pic:cNvPr id="993643669" name=""/>
+                    <pic:cNvPicPr/>
+                  </pic:nvPicPr>
+                  <pic:blipFill>
+                    <a:blip r:embed="rId19"/>
+                    <a:stretch>
+                      <a:fillRect/>
+                    </a:stretch>
+                  </pic:blipFill>
+                  <pic:spPr>
+                    <a:xfrm>
+                      <a:off x="0" y="0"/>
+                      <a:ext cx="4399615" cy="554652"/>
+                    </a:xfrm>
+                    <a:prstGeom prst="rect">
+                      <a:avLst/>
+                    </a:prstGeom>
+                  </pic:spPr>
+                </pic:pic>
+              </a:graphicData>
+            </a:graphic>
+          </wp:inline>
+        </w:drawing>
+      </w:r>
+    </w:p>
+    <w:p/>
+    <w:p>
+      <w:r>
+        <w:t>27:4</w:t>
+      </w:r>
+      <w:r>
+        <w:t>4</w:t>
+      </w:r>
+      <w:r>
+        <w:t>/1:16:25</w:t>
+      </w:r>
+    </w:p>
+    <w:p>
+      <w:r>
+        <w:drawing>
+          <wp:inline distT="0" distB="0" distL="0" distR="0" wp14:anchorId="216A3556" wp14:editId="4787D6E4">
+            <wp:extent cx="4333875" cy="518788"/>
+            <wp:effectExtent l="0" t="0" r="0" b="0"/>
+            <wp:docPr id="2029841477" name="Picture 1"/>
+            <wp:cNvGraphicFramePr>
+              <a:graphicFrameLocks xmlns:a="http://schemas.openxmlformats.org/drawingml/2006/main" noChangeAspect="1"/>
+            </wp:cNvGraphicFramePr>
+            <a:graphic xmlns:a="http://schemas.openxmlformats.org/drawingml/2006/main">
+              <a:graphicData uri="http://schemas.openxmlformats.org/drawingml/2006/picture">
+                <pic:pic xmlns:pic="http://schemas.openxmlformats.org/drawingml/2006/picture">
+                  <pic:nvPicPr>
+                    <pic:cNvPr id="2029841477" name=""/>
+                    <pic:cNvPicPr/>
+                  </pic:nvPicPr>
+                  <pic:blipFill>
+                    <a:blip r:embed="rId20"/>
+                    <a:stretch>
+                      <a:fillRect/>
+                    </a:stretch>
+                  </pic:blipFill>
+                  <pic:spPr>
+                    <a:xfrm>
+                      <a:off x="0" y="0"/>
+                      <a:ext cx="4355688" cy="521399"/>
+                    </a:xfrm>
+                    <a:prstGeom prst="rect">
+                      <a:avLst/>
+                    </a:prstGeom>
+                  </pic:spPr>
+                </pic:pic>
+              </a:graphicData>
+            </a:graphic>
+          </wp:inline>
+        </w:drawing>
+      </w:r>
+    </w:p>
+    <w:p/>
+    <w:p>
+      <w:r>
+        <w:t>27:4</w:t>
+      </w:r>
+      <w:r>
+        <w:t>8/</w:t>
+      </w:r>
+      <w:r>
+        <w:t>1:16:25</w:t>
+      </w:r>
+    </w:p>
+    <w:p>
+      <w:r>
+        <w:drawing>
+          <wp:inline distT="0" distB="0" distL="0" distR="0" wp14:anchorId="57A7E170" wp14:editId="53C37FB4">
+            <wp:extent cx="4695825" cy="500186"/>
+            <wp:effectExtent l="0" t="0" r="0" b="0"/>
+            <wp:docPr id="2001507515" name="Picture 1"/>
+            <wp:cNvGraphicFramePr>
+              <a:graphicFrameLocks xmlns:a="http://schemas.openxmlformats.org/drawingml/2006/main" noChangeAspect="1"/>
+            </wp:cNvGraphicFramePr>
+            <a:graphic xmlns:a="http://schemas.openxmlformats.org/drawingml/2006/main">
+              <a:graphicData uri="http://schemas.openxmlformats.org/drawingml/2006/picture">
+                <pic:pic xmlns:pic="http://schemas.openxmlformats.org/drawingml/2006/picture">
+                  <pic:nvPicPr>
+                    <pic:cNvPr id="2001507515" name=""/>
+                    <pic:cNvPicPr/>
+                  </pic:nvPicPr>
+                  <pic:blipFill>
+                    <a:blip r:embed="rId21"/>
+                    <a:stretch>
+                      <a:fillRect/>
+                    </a:stretch>
+                  </pic:blipFill>
+                  <pic:spPr>
+                    <a:xfrm>
+                      <a:off x="0" y="0"/>
+                      <a:ext cx="4708811" cy="501569"/>
+                    </a:xfrm>
+                    <a:prstGeom prst="rect">
+                      <a:avLst/>
+                    </a:prstGeom>
+                  </pic:spPr>
+                </pic:pic>
+              </a:graphicData>
+            </a:graphic>
+          </wp:inline>
+        </w:drawing>
+      </w:r>
+    </w:p>
+    <w:p/>
+    <w:p>
+      <w:r>
+        <w:t>27:</w:t>
+      </w:r>
+      <w:r>
+        <w:t>51</w:t>
+      </w:r>
+      <w:r>
+        <w:t>/1:16:25</w:t>
+      </w:r>
+    </w:p>
+    <w:p>
+      <w:r>
+        <w:drawing>
+          <wp:inline distT="0" distB="0" distL="0" distR="0" wp14:anchorId="652F1A93" wp14:editId="7170D5D6">
+            <wp:extent cx="4238625" cy="485449"/>
+            <wp:effectExtent l="0" t="0" r="0" b="0"/>
+            <wp:docPr id="2145907141" name="Picture 1"/>
+            <wp:cNvGraphicFramePr>
+              <a:graphicFrameLocks xmlns:a="http://schemas.openxmlformats.org/drawingml/2006/main" noChangeAspect="1"/>
+            </wp:cNvGraphicFramePr>
+            <a:graphic xmlns:a="http://schemas.openxmlformats.org/drawingml/2006/main">
+              <a:graphicData uri="http://schemas.openxmlformats.org/drawingml/2006/picture">
+                <pic:pic xmlns:pic="http://schemas.openxmlformats.org/drawingml/2006/picture">
+                  <pic:nvPicPr>
+                    <pic:cNvPr id="2145907141" name=""/>
+                    <pic:cNvPicPr/>
+                  </pic:nvPicPr>
+                  <pic:blipFill>
+                    <a:blip r:embed="rId22"/>
+                    <a:stretch>
+                      <a:fillRect/>
+                    </a:stretch>
+                  </pic:blipFill>
+                  <pic:spPr>
+                    <a:xfrm>
+                      <a:off x="0" y="0"/>
+                      <a:ext cx="4261542" cy="488074"/>
+                    </a:xfrm>
+                    <a:prstGeom prst="rect">
+                      <a:avLst/>
+                    </a:prstGeom>
+                  </pic:spPr>
+                </pic:pic>
+              </a:graphicData>
+            </a:graphic>
+          </wp:inline>
+        </w:drawing>
+      </w:r>
+    </w:p>
+    <w:p/>
+    <w:p>
+      <w:r>
+        <w:t>27:5</w:t>
+      </w:r>
+      <w:r>
+        <w:t>4</w:t>
+      </w:r>
+      <w:r>
+        <w:t>/1:16:25</w:t>
+      </w:r>
+    </w:p>
+    <w:p>
+      <w:r>
+        <w:drawing>
+          <wp:inline distT="0" distB="0" distL="0" distR="0" wp14:anchorId="193439E2" wp14:editId="4CA91112">
+            <wp:extent cx="3752850" cy="704075"/>
+            <wp:effectExtent l="0" t="0" r="0" b="1270"/>
+            <wp:docPr id="1231336939" name="Picture 1"/>
+            <wp:cNvGraphicFramePr>
+              <a:graphicFrameLocks xmlns:a="http://schemas.openxmlformats.org/drawingml/2006/main" noChangeAspect="1"/>
+            </wp:cNvGraphicFramePr>
+            <a:graphic xmlns:a="http://schemas.openxmlformats.org/drawingml/2006/main">
+              <a:graphicData uri="http://schemas.openxmlformats.org/drawingml/2006/picture">
+                <pic:pic xmlns:pic="http://schemas.openxmlformats.org/drawingml/2006/picture">
+                  <pic:nvPicPr>
+                    <pic:cNvPr id="1231336939" name=""/>
+                    <pic:cNvPicPr/>
+                  </pic:nvPicPr>
+                  <pic:blipFill>
+                    <a:blip r:embed="rId23"/>
+                    <a:stretch>
+                      <a:fillRect/>
+                    </a:stretch>
+                  </pic:blipFill>
+                  <pic:spPr>
+                    <a:xfrm>
+                      <a:off x="0" y="0"/>
+                      <a:ext cx="3767390" cy="706803"/>
+                    </a:xfrm>
+                    <a:prstGeom prst="rect">
+                      <a:avLst/>
+                    </a:prstGeom>
+                  </pic:spPr>
+                </pic:pic>
+              </a:graphicData>
+            </a:graphic>
+          </wp:inline>
+        </w:drawing>
+      </w:r>
+    </w:p>
+    <w:p/>
+    <w:p>
+      <w:r>
+        <w:t>27:5</w:t>
+      </w:r>
+      <w:r>
+        <w:t>5</w:t>
+      </w:r>
+      <w:r>
+        <w:t>/1:16:25</w:t>
+      </w:r>
+    </w:p>
+    <w:p>
+      <w:r>
+        <w:drawing>
+          <wp:inline distT="0" distB="0" distL="0" distR="0" wp14:anchorId="23EAA93B" wp14:editId="7CDB3D2A">
+            <wp:extent cx="5943600" cy="715645"/>
+            <wp:effectExtent l="0" t="0" r="0" b="8255"/>
+            <wp:docPr id="158591881" name="Picture 1"/>
+            <wp:cNvGraphicFramePr>
+              <a:graphicFrameLocks xmlns:a="http://schemas.openxmlformats.org/drawingml/2006/main" noChangeAspect="1"/>
+            </wp:cNvGraphicFramePr>
+            <a:graphic xmlns:a="http://schemas.openxmlformats.org/drawingml/2006/main">
+              <a:graphicData uri="http://schemas.openxmlformats.org/drawingml/2006/picture">
+                <pic:pic xmlns:pic="http://schemas.openxmlformats.org/drawingml/2006/picture">
+                  <pic:nvPicPr>
+                    <pic:cNvPr id="158591881" name=""/>
+                    <pic:cNvPicPr/>
+                  </pic:nvPicPr>
+                  <pic:blipFill>
+                    <a:blip r:embed="rId24"/>
+                    <a:stretch>
+                      <a:fillRect/>
+                    </a:stretch>
+                  </pic:blipFill>
+                  <pic:spPr>
+                    <a:xfrm>
+                      <a:off x="0" y="0"/>
+                      <a:ext cx="5943600" cy="715645"/>
+                    </a:xfrm>
+                    <a:prstGeom prst="rect">
+                      <a:avLst/>
+                    </a:prstGeom>
+                  </pic:spPr>
+                </pic:pic>
+              </a:graphicData>
+            </a:graphic>
+          </wp:inline>
+        </w:drawing>
+      </w:r>
+    </w:p>
+    <w:p/>
+    <w:p>
+      <w:r>
+        <w:t>27:5</w:t>
+      </w:r>
+      <w:r>
+        <w:t>7</w:t>
+      </w:r>
+      <w:r>
+        <w:t>/1:16:25</w:t>
+      </w:r>
+    </w:p>
+    <w:p>
+      <w:r>
+        <w:drawing>
+          <wp:inline distT="0" distB="0" distL="0" distR="0" wp14:anchorId="739DDC2A" wp14:editId="10395B04">
+            <wp:extent cx="5943600" cy="481330"/>
+            <wp:effectExtent l="0" t="0" r="0" b="0"/>
+            <wp:docPr id="1687711984" name="Picture 1"/>
+            <wp:cNvGraphicFramePr>
+              <a:graphicFrameLocks xmlns:a="http://schemas.openxmlformats.org/drawingml/2006/main" noChangeAspect="1"/>
+            </wp:cNvGraphicFramePr>
+            <a:graphic xmlns:a="http://schemas.openxmlformats.org/drawingml/2006/main">
+              <a:graphicData uri="http://schemas.openxmlformats.org/drawingml/2006/picture">
+                <pic:pic xmlns:pic="http://schemas.openxmlformats.org/drawingml/2006/picture">
+                  <pic:nvPicPr>
+                    <pic:cNvPr id="1687711984" name=""/>
+                    <pic:cNvPicPr/>
+                  </pic:nvPicPr>
+                  <pic:blipFill>
+                    <a:blip r:embed="rId25"/>
+                    <a:stretch>
+                      <a:fillRect/>
+                    </a:stretch>
+                  </pic:blipFill>
+                  <pic:spPr>
+                    <a:xfrm>
+                      <a:off x="0" y="0"/>
+                      <a:ext cx="5943600" cy="481330"/>
+                    </a:xfrm>
+                    <a:prstGeom prst="rect">
+                      <a:avLst/>
+                    </a:prstGeom>
+                  </pic:spPr>
+                </pic:pic>
+              </a:graphicData>
+            </a:graphic>
+          </wp:inline>
+        </w:drawing>
+      </w:r>
+    </w:p>
+    <w:p/>
+    <w:p>
+      <w:r>
+        <w:t>27:5</w:t>
+      </w:r>
+      <w:r>
+        <w:t>8</w:t>
+      </w:r>
+      <w:r>
+        <w:t>/1:16:25</w:t>
+      </w:r>
+    </w:p>
+    <w:p/>
+    <w:p>
+      <w:r>
+        <w:drawing>
+          <wp:inline distT="0" distB="0" distL="0" distR="0" wp14:anchorId="6A4F0775" wp14:editId="3FDCB745">
+            <wp:extent cx="2962275" cy="398435"/>
+            <wp:effectExtent l="0" t="0" r="0" b="1905"/>
+            <wp:docPr id="1032199380" name="Picture 1"/>
+            <wp:cNvGraphicFramePr>
+              <a:graphicFrameLocks xmlns:a="http://schemas.openxmlformats.org/drawingml/2006/main" noChangeAspect="1"/>
+            </wp:cNvGraphicFramePr>
+            <a:graphic xmlns:a="http://schemas.openxmlformats.org/drawingml/2006/main">
+              <a:graphicData uri="http://schemas.openxmlformats.org/drawingml/2006/picture">
+                <pic:pic xmlns:pic="http://schemas.openxmlformats.org/drawingml/2006/picture">
+                  <pic:nvPicPr>
+                    <pic:cNvPr id="1032199380" name=""/>
+                    <pic:cNvPicPr/>
+                  </pic:nvPicPr>
+                  <pic:blipFill>
+                    <a:blip r:embed="rId26"/>
+                    <a:stretch>
+                      <a:fillRect/>
+                    </a:stretch>
+                  </pic:blipFill>
+                  <pic:spPr>
+                    <a:xfrm>
+                      <a:off x="0" y="0"/>
+                      <a:ext cx="2983733" cy="401321"/>
+                    </a:xfrm>
+                    <a:prstGeom prst="rect">
+                      <a:avLst/>
+                    </a:prstGeom>
+                  </pic:spPr>
+                </pic:pic>
+              </a:graphicData>
+            </a:graphic>
+          </wp:inline>
+        </w:drawing>
+      </w:r>
+      <w:r>
+        <w:t xml:space="preserve">  </w:t>
+      </w:r>
+    </w:p>
+    <w:p>
+      <w:r>
+        <w:drawing>
+          <wp:inline distT="0" distB="0" distL="0" distR="0" wp14:anchorId="60CD4D4B" wp14:editId="58AC6831">
+            <wp:extent cx="2295525" cy="439216"/>
+            <wp:effectExtent l="0" t="0" r="0" b="0"/>
+            <wp:docPr id="1844241073" name="Picture 1"/>
+            <wp:cNvGraphicFramePr>
+              <a:graphicFrameLocks xmlns:a="http://schemas.openxmlformats.org/drawingml/2006/main" noChangeAspect="1"/>
+            </wp:cNvGraphicFramePr>
+            <a:graphic xmlns:a="http://schemas.openxmlformats.org/drawingml/2006/main">
+              <a:graphicData uri="http://schemas.openxmlformats.org/drawingml/2006/picture">
+                <pic:pic xmlns:pic="http://schemas.openxmlformats.org/drawingml/2006/picture">
+                  <pic:nvPicPr>
+                    <pic:cNvPr id="1844241073" name=""/>
+                    <pic:cNvPicPr/>
+                  </pic:nvPicPr>
+                  <pic:blipFill>
+                    <a:blip r:embed="rId27"/>
+                    <a:stretch>
+                      <a:fillRect/>
+                    </a:stretch>
+                  </pic:blipFill>
+                  <pic:spPr>
+                    <a:xfrm>
+                      <a:off x="0" y="0"/>
+                      <a:ext cx="2311910" cy="442351"/>
+                    </a:xfrm>
+                    <a:prstGeom prst="rect">
+                      <a:avLst/>
+                    </a:prstGeom>
+                  </pic:spPr>
+                </pic:pic>
+              </a:graphicData>
+            </a:graphic>
+          </wp:inline>
+        </w:drawing>
+      </w:r>
+      <w:r>
+        <w:t xml:space="preserve">  </w:t>
+      </w:r>
+      <w:r>
+        <w:drawing>
+          <wp:inline distT="0" distB="0" distL="0" distR="0" wp14:anchorId="7172BD18" wp14:editId="395603CE">
+            <wp:extent cx="1714500" cy="443994"/>
+            <wp:effectExtent l="0" t="0" r="0" b="0"/>
+            <wp:docPr id="265877866" name="Picture 1"/>
+            <wp:cNvGraphicFramePr>
+              <a:graphicFrameLocks xmlns:a="http://schemas.openxmlformats.org/drawingml/2006/main" noChangeAspect="1"/>
+            </wp:cNvGraphicFramePr>
+            <a:graphic xmlns:a="http://schemas.openxmlformats.org/drawingml/2006/main">
+              <a:graphicData uri="http://schemas.openxmlformats.org/drawingml/2006/picture">
+                <pic:pic xmlns:pic="http://schemas.openxmlformats.org/drawingml/2006/picture">
+                  <pic:nvPicPr>
+                    <pic:cNvPr id="265877866" name=""/>
+                    <pic:cNvPicPr/>
+                  </pic:nvPicPr>
+                  <pic:blipFill>
+                    <a:blip r:embed="rId28"/>
+                    <a:stretch>
+                      <a:fillRect/>
+                    </a:stretch>
+                  </pic:blipFill>
+                  <pic:spPr>
+                    <a:xfrm>
+                      <a:off x="0" y="0"/>
+                      <a:ext cx="1729719" cy="447935"/>
+                    </a:xfrm>
+                    <a:prstGeom prst="rect">
+                      <a:avLst/>
+                    </a:prstGeom>
+                  </pic:spPr>
+                </pic:pic>
+              </a:graphicData>
+            </a:graphic>
+          </wp:inline>
+        </w:drawing>
+      </w:r>
+    </w:p>
+    <w:p/>
+    <w:p>
+      <w:r>
+        <w:t>2</w:t>
+      </w:r>
+      <w:r>
+        <w:t>8</w:t>
+      </w:r>
+      <w:r>
+        <w:t>:</w:t>
+      </w:r>
+      <w:r>
+        <w:t>03</w:t>
+      </w:r>
+      <w:r>
+        <w:t>/1:16:25</w:t>
+      </w:r>
+    </w:p>
+    <w:p>
+      <w:r>
+        <w:drawing>
+          <wp:inline distT="0" distB="0" distL="0" distR="0" wp14:anchorId="3E780CEF" wp14:editId="36BFF2D8">
+            <wp:extent cx="4438650" cy="715440"/>
+            <wp:effectExtent l="0" t="0" r="0" b="8890"/>
+            <wp:docPr id="1148646662" name="Picture 1"/>
+            <wp:cNvGraphicFramePr>
+              <a:graphicFrameLocks xmlns:a="http://schemas.openxmlformats.org/drawingml/2006/main" noChangeAspect="1"/>
+            </wp:cNvGraphicFramePr>
+            <a:graphic xmlns:a="http://schemas.openxmlformats.org/drawingml/2006/main">
+              <a:graphicData uri="http://schemas.openxmlformats.org/drawingml/2006/picture">
+                <pic:pic xmlns:pic="http://schemas.openxmlformats.org/drawingml/2006/picture">
+                  <pic:nvPicPr>
+                    <pic:cNvPr id="1148646662" name=""/>
+                    <pic:cNvPicPr/>
+                  </pic:nvPicPr>
+                  <pic:blipFill>
+                    <a:blip r:embed="rId29"/>
+                    <a:stretch>
+                      <a:fillRect/>
+                    </a:stretch>
+                  </pic:blipFill>
+                  <pic:spPr>
+                    <a:xfrm>
+                      <a:off x="0" y="0"/>
+                      <a:ext cx="4459558" cy="718810"/>
+                    </a:xfrm>
+                    <a:prstGeom prst="rect">
+                      <a:avLst/>
+                    </a:prstGeom>
+                  </pic:spPr>
+                </pic:pic>
+              </a:graphicData>
+            </a:graphic>
+          </wp:inline>
+        </w:drawing>
+      </w:r>
+    </w:p>
+    <w:p/>
+    <w:p>
+      <w:r>
+        <w:t>28:0</w:t>
+      </w:r>
+      <w:r>
+        <w:t>5</w:t>
+      </w:r>
+      <w:r>
+        <w:t>/1:16:25</w:t>
+      </w:r>
+    </w:p>
+    <w:p>
+      <w:r>
+        <w:drawing>
+          <wp:inline distT="0" distB="0" distL="0" distR="0" wp14:anchorId="107678FD" wp14:editId="606CB50A">
+            <wp:extent cx="5943600" cy="842010"/>
+            <wp:effectExtent l="0" t="0" r="0" b="0"/>
+            <wp:docPr id="1881850252" name="Picture 1"/>
+            <wp:cNvGraphicFramePr>
+              <a:graphicFrameLocks xmlns:a="http://schemas.openxmlformats.org/drawingml/2006/main" noChangeAspect="1"/>
+            </wp:cNvGraphicFramePr>
+            <a:graphic xmlns:a="http://schemas.openxmlformats.org/drawingml/2006/main">
+              <a:graphicData uri="http://schemas.openxmlformats.org/drawingml/2006/picture">
+                <pic:pic xmlns:pic="http://schemas.openxmlformats.org/drawingml/2006/picture">
+                  <pic:nvPicPr>
+                    <pic:cNvPr id="1881850252" name=""/>
+                    <pic:cNvPicPr/>
+                  </pic:nvPicPr>
+                  <pic:blipFill>
+                    <a:blip r:embed="rId30"/>
+                    <a:stretch>
+                      <a:fillRect/>
+                    </a:stretch>
+                  </pic:blipFill>
+                  <pic:spPr>
+                    <a:xfrm>
+                      <a:off x="0" y="0"/>
+                      <a:ext cx="5943600" cy="842010"/>
+                    </a:xfrm>
+                    <a:prstGeom prst="rect">
+                      <a:avLst/>
+                    </a:prstGeom>
+                  </pic:spPr>
+                </pic:pic>
+              </a:graphicData>
+            </a:graphic>
+          </wp:inline>
+        </w:drawing>
+      </w:r>
+    </w:p>
+    <w:p/>
+    <w:p>
+      <w:r>
+        <w:t>28:0</w:t>
+      </w:r>
+      <w:r>
+        <w:t>7</w:t>
+      </w:r>
+      <w:r>
+        <w:t>/1:16:25</w:t>
+      </w:r>
+    </w:p>
+    <w:p>
+      <w:r>
+        <w:drawing>
+          <wp:inline distT="0" distB="0" distL="0" distR="0" wp14:anchorId="371592C2" wp14:editId="46E835EC">
+            <wp:extent cx="5943600" cy="682625"/>
+            <wp:effectExtent l="0" t="0" r="0" b="3175"/>
+            <wp:docPr id="216699992" name="Picture 1"/>
+            <wp:cNvGraphicFramePr>
+              <a:graphicFrameLocks xmlns:a="http://schemas.openxmlformats.org/drawingml/2006/main" noChangeAspect="1"/>
+            </wp:cNvGraphicFramePr>
+            <a:graphic xmlns:a="http://schemas.openxmlformats.org/drawingml/2006/main">
+              <a:graphicData uri="http://schemas.openxmlformats.org/drawingml/2006/picture">
+                <pic:pic xmlns:pic="http://schemas.openxmlformats.org/drawingml/2006/picture">
+                  <pic:nvPicPr>
+                    <pic:cNvPr id="216699992" name=""/>
+                    <pic:cNvPicPr/>
+                  </pic:nvPicPr>
+                  <pic:blipFill>
+                    <a:blip r:embed="rId31"/>
+                    <a:stretch>
+                      <a:fillRect/>
+                    </a:stretch>
+                  </pic:blipFill>
+                  <pic:spPr>
+                    <a:xfrm>
+                      <a:off x="0" y="0"/>
+                      <a:ext cx="5943600" cy="682625"/>
+                    </a:xfrm>
+                    <a:prstGeom prst="rect">
+                      <a:avLst/>
+                    </a:prstGeom>
+                  </pic:spPr>
+                </pic:pic>
+              </a:graphicData>
+            </a:graphic>
+          </wp:inline>
+        </w:drawing>
+      </w:r>
+    </w:p>
+    <w:p/>
+    <w:p/>
+    <w:p>
+      <w:r>
+        <w:t>28:0</w:t>
+      </w:r>
+      <w:r>
+        <w:t>8</w:t>
+      </w:r>
+      <w:r>
+        <w:t>/1:16:25</w:t>
+      </w:r>
+    </w:p>
+    <w:p>
+      <w:r>
+        <w:drawing>
+          <wp:inline distT="0" distB="0" distL="0" distR="0" wp14:anchorId="01DF2E01" wp14:editId="416AED24">
+            <wp:extent cx="5943600" cy="1915160"/>
+            <wp:effectExtent l="0" t="0" r="0" b="8890"/>
+            <wp:docPr id="412414760" name="Picture 1"/>
+            <wp:cNvGraphicFramePr>
+              <a:graphicFrameLocks xmlns:a="http://schemas.openxmlformats.org/drawingml/2006/main" noChangeAspect="1"/>
+            </wp:cNvGraphicFramePr>
+            <a:graphic xmlns:a="http://schemas.openxmlformats.org/drawingml/2006/main">
+              <a:graphicData uri="http://schemas.openxmlformats.org/drawingml/2006/picture">
+                <pic:pic xmlns:pic="http://schemas.openxmlformats.org/drawingml/2006/picture">
+                  <pic:nvPicPr>
+                    <pic:cNvPr id="412414760" name=""/>
+                    <pic:cNvPicPr/>
+                  </pic:nvPicPr>
+                  <pic:blipFill>
+                    <a:blip r:embed="rId32"/>
+                    <a:stretch>
+                      <a:fillRect/>
+                    </a:stretch>
+                  </pic:blipFill>
+                  <pic:spPr>
+                    <a:xfrm>
+                      <a:off x="0" y="0"/>
+                      <a:ext cx="5943600" cy="1915160"/>
+                    </a:xfrm>
+                    <a:prstGeom prst="rect">
+                      <a:avLst/>
+                    </a:prstGeom>
+                  </pic:spPr>
+                </pic:pic>
+              </a:graphicData>
+            </a:graphic>
+          </wp:inline>
+        </w:drawing>
+      </w:r>
+    </w:p>
+    <w:p/>
+    <w:p/>
+    <w:p>
+      <w:r>
+        <w:t>28:</w:t>
+      </w:r>
+      <w:r>
+        <w:t>24</w:t>
+      </w:r>
+      <w:r>
+        <w:t>/1:16:25</w:t>
+      </w:r>
+    </w:p>
+    <w:p/>
+    <w:p>
+      <w:r>
+        <w:lastRenderedPageBreak/>
+        <w:drawing>
+          <wp:inline distT="0" distB="0" distL="0" distR="0" wp14:anchorId="3170E036" wp14:editId="05381D1F">
+            <wp:extent cx="2762250" cy="739619"/>
+            <wp:effectExtent l="0" t="0" r="0" b="3810"/>
+            <wp:docPr id="567329249" name="Picture 1"/>
+            <wp:cNvGraphicFramePr>
+              <a:graphicFrameLocks xmlns:a="http://schemas.openxmlformats.org/drawingml/2006/main" noChangeAspect="1"/>
+            </wp:cNvGraphicFramePr>
+            <a:graphic xmlns:a="http://schemas.openxmlformats.org/drawingml/2006/main">
+              <a:graphicData uri="http://schemas.openxmlformats.org/drawingml/2006/picture">
+                <pic:pic xmlns:pic="http://schemas.openxmlformats.org/drawingml/2006/picture">
+                  <pic:nvPicPr>
+                    <pic:cNvPr id="567329249" name=""/>
+                    <pic:cNvPicPr/>
+                  </pic:nvPicPr>
+                  <pic:blipFill>
+                    <a:blip r:embed="rId33"/>
+                    <a:stretch>
+                      <a:fillRect/>
+                    </a:stretch>
+                  </pic:blipFill>
+                  <pic:spPr>
+                    <a:xfrm>
+                      <a:off x="0" y="0"/>
+                      <a:ext cx="2784815" cy="745661"/>
+                    </a:xfrm>
+                    <a:prstGeom prst="rect">
+                      <a:avLst/>
+                    </a:prstGeom>
+                  </pic:spPr>
+                </pic:pic>
+              </a:graphicData>
+            </a:graphic>
+          </wp:inline>
+        </w:drawing>
+      </w:r>
+      <w:r>
+        <w:t xml:space="preserve">  </w:t>
+      </w:r>
+      <w:r>
+        <w:drawing>
+          <wp:inline distT="0" distB="0" distL="0" distR="0" wp14:anchorId="2656203A" wp14:editId="4F4C119D">
+            <wp:extent cx="742950" cy="928688"/>
+            <wp:effectExtent l="0" t="0" r="0" b="5080"/>
+            <wp:docPr id="1778229888" name="Picture 1"/>
+            <wp:cNvGraphicFramePr>
+              <a:graphicFrameLocks xmlns:a="http://schemas.openxmlformats.org/drawingml/2006/main" noChangeAspect="1"/>
+            </wp:cNvGraphicFramePr>
+            <a:graphic xmlns:a="http://schemas.openxmlformats.org/drawingml/2006/main">
+              <a:graphicData uri="http://schemas.openxmlformats.org/drawingml/2006/picture">
+                <pic:pic xmlns:pic="http://schemas.openxmlformats.org/drawingml/2006/picture">
+                  <pic:nvPicPr>
+                    <pic:cNvPr id="1778229888" name=""/>
+                    <pic:cNvPicPr/>
+                  </pic:nvPicPr>
+                  <pic:blipFill>
+                    <a:blip r:embed="rId34"/>
+                    <a:stretch>
+                      <a:fillRect/>
+                    </a:stretch>
+                  </pic:blipFill>
+                  <pic:spPr>
+                    <a:xfrm>
+                      <a:off x="0" y="0"/>
+                      <a:ext cx="746282" cy="932852"/>
+                    </a:xfrm>
+                    <a:prstGeom prst="rect">
+                      <a:avLst/>
+                    </a:prstGeom>
+                  </pic:spPr>
+                </pic:pic>
+              </a:graphicData>
+            </a:graphic>
+          </wp:inline>
+        </w:drawing>
+      </w:r>
+    </w:p>
+    <w:p/>
+    <w:p/>
+    <w:p>
+      <w:r>
+        <w:t>28:</w:t>
+      </w:r>
+      <w:r>
+        <w:t>59</w:t>
+      </w:r>
+      <w:r>
+        <w:t>/1:16:25</w:t>
+      </w:r>
+    </w:p>
+    <w:p>
+      <w:r>
+        <w:drawing>
+          <wp:inline distT="0" distB="0" distL="0" distR="0" wp14:anchorId="32C74ADE" wp14:editId="49498C66">
+            <wp:extent cx="1971675" cy="2458862"/>
+            <wp:effectExtent l="0" t="0" r="0" b="0"/>
+            <wp:docPr id="44905579" name="Picture 1"/>
+            <wp:cNvGraphicFramePr>
+              <a:graphicFrameLocks xmlns:a="http://schemas.openxmlformats.org/drawingml/2006/main" noChangeAspect="1"/>
+            </wp:cNvGraphicFramePr>
+            <a:graphic xmlns:a="http://schemas.openxmlformats.org/drawingml/2006/main">
+              <a:graphicData uri="http://schemas.openxmlformats.org/drawingml/2006/picture">
+                <pic:pic xmlns:pic="http://schemas.openxmlformats.org/drawingml/2006/picture">
+                  <pic:nvPicPr>
+                    <pic:cNvPr id="44905579" name=""/>
+                    <pic:cNvPicPr/>
+                  </pic:nvPicPr>
+                  <pic:blipFill>
+                    <a:blip r:embed="rId35"/>
+                    <a:stretch>
+                      <a:fillRect/>
+                    </a:stretch>
+                  </pic:blipFill>
+                  <pic:spPr>
+                    <a:xfrm>
+                      <a:off x="0" y="0"/>
+                      <a:ext cx="1976388" cy="2464739"/>
+                    </a:xfrm>
+                    <a:prstGeom prst="rect">
+                      <a:avLst/>
+                    </a:prstGeom>
+                  </pic:spPr>
+                </pic:pic>
+              </a:graphicData>
+            </a:graphic>
+          </wp:inline>
+        </w:drawing>
       </w:r>
     </w:p>
     <w:p/>
@@ -420,9 +1499,6 @@
     <w:p/>
     <w:p/>
     <w:p/>
-    <w:p/>
-    <w:p/>
-    <w:p/>
     <w:p>
       <w:r>
         <w:t>************</w:t>
@@ -430,7 +1506,6 @@
     </w:p>
     <w:p>
       <w:r>
-        <w:lastRenderedPageBreak/>
         <w:t>======</w:t>
       </w:r>
     </w:p>
@@ -458,7 +1533,7 @@
       </w:r>
     </w:p>
     <w:p>
-      <w:hyperlink r:id="rId14" w:history="1">
+      <w:hyperlink r:id="rId36" w:history="1">
         <w:r>
           <w:rPr>
             <w:rStyle w:val="Hyperlink"/>
@@ -490,7 +1565,7 @@
     <w:p/>
     <w:p/>
     <w:sectPr>
-      <w:footerReference w:type="default" r:id="rId15"/>
+      <w:footerReference w:type="default" r:id="rId37"/>
       <w:pgSz w:w="12240" w:h="15840"/>
       <w:pgMar w:top="1440" w:right="1440" w:bottom="1530" w:left="1440" w:header="0" w:footer="720" w:gutter="0"/>
       <w:cols w:space="720"/>

--- a/Church/2026/2026_0627_MenloChurch.docx
+++ b/Church/2026/2026_0627_MenloChurch.docx
@@ -410,6 +410,9 @@
         <w:t xml:space="preserve"> </w:t>
       </w:r>
       <w:r>
+        <w:rPr>
+          <w:noProof/>
+        </w:rPr>
         <w:drawing>
           <wp:inline distT="0" distB="0" distL="0" distR="0" wp14:anchorId="0BD5A720" wp14:editId="43A8E924">
             <wp:extent cx="2562225" cy="541091"/>
@@ -453,17 +456,14 @@
     <w:p/>
     <w:p>
       <w:r>
-        <w:t>27:2</w:t>
-      </w:r>
-      <w:r>
-        <w:t>9</w:t>
-      </w:r>
-      <w:r>
-        <w:t>/1:16:25</w:t>
+        <w:t>27:29/1:16:25</w:t>
       </w:r>
     </w:p>
     <w:p>
       <w:r>
+        <w:rPr>
+          <w:noProof/>
+        </w:rPr>
         <w:drawing>
           <wp:inline distT="0" distB="0" distL="0" distR="0" wp14:anchorId="4E8183D9" wp14:editId="54561911">
             <wp:extent cx="1981200" cy="833984"/>
@@ -504,6 +504,9 @@
         <w:t xml:space="preserve">  </w:t>
       </w:r>
       <w:r>
+        <w:rPr>
+          <w:noProof/>
+        </w:rPr>
         <w:drawing>
           <wp:inline distT="0" distB="0" distL="0" distR="0" wp14:anchorId="05EF73D9" wp14:editId="6EA6F143">
             <wp:extent cx="1962150" cy="523240"/>
@@ -544,17 +547,14 @@
     <w:p/>
     <w:p>
       <w:r>
-        <w:t>27:</w:t>
-      </w:r>
-      <w:r>
-        <w:t>33</w:t>
-      </w:r>
-      <w:r>
-        <w:t>/1:16:25</w:t>
+        <w:t>27:33/1:16:25</w:t>
       </w:r>
     </w:p>
     <w:p>
       <w:r>
+        <w:rPr>
+          <w:noProof/>
+        </w:rPr>
         <w:lastRenderedPageBreak/>
         <w:drawing>
           <wp:inline distT="0" distB="0" distL="0" distR="0" wp14:anchorId="7AFD0570" wp14:editId="3A3C663A">
@@ -596,17 +596,14 @@
     <w:p/>
     <w:p>
       <w:r>
-        <w:t>27:3</w:t>
-      </w:r>
-      <w:r>
-        <w:t>7</w:t>
-      </w:r>
-      <w:r>
-        <w:t>/1:16:25</w:t>
+        <w:t>27:37/1:16:25</w:t>
       </w:r>
     </w:p>
     <w:p>
       <w:r>
+        <w:rPr>
+          <w:noProof/>
+        </w:rPr>
         <w:drawing>
           <wp:inline distT="0" distB="0" distL="0" distR="0" wp14:anchorId="6A3B3C38" wp14:editId="080D1AF0">
             <wp:extent cx="4543425" cy="432499"/>
@@ -647,17 +644,14 @@
     <w:p/>
     <w:p>
       <w:r>
-        <w:t>27:</w:t>
-      </w:r>
-      <w:r>
-        <w:t>42</w:t>
-      </w:r>
-      <w:r>
-        <w:t>/1:16:25</w:t>
+        <w:t>27:42/1:16:25</w:t>
       </w:r>
     </w:p>
     <w:p>
       <w:r>
+        <w:rPr>
+          <w:noProof/>
+        </w:rPr>
         <w:drawing>
           <wp:inline distT="0" distB="0" distL="0" distR="0" wp14:anchorId="71E1B833" wp14:editId="1D199CFC">
             <wp:extent cx="4391025" cy="553569"/>
@@ -698,17 +692,14 @@
     <w:p/>
     <w:p>
       <w:r>
-        <w:t>27:4</w:t>
-      </w:r>
-      <w:r>
-        <w:t>4</w:t>
-      </w:r>
-      <w:r>
-        <w:t>/1:16:25</w:t>
+        <w:t>27:44/1:16:25</w:t>
       </w:r>
     </w:p>
     <w:p>
       <w:r>
+        <w:rPr>
+          <w:noProof/>
+        </w:rPr>
         <w:drawing>
           <wp:inline distT="0" distB="0" distL="0" distR="0" wp14:anchorId="216A3556" wp14:editId="4787D6E4">
             <wp:extent cx="4333875" cy="518788"/>
@@ -749,17 +740,14 @@
     <w:p/>
     <w:p>
       <w:r>
-        <w:t>27:4</w:t>
-      </w:r>
-      <w:r>
-        <w:t>8/</w:t>
-      </w:r>
-      <w:r>
-        <w:t>1:16:25</w:t>
+        <w:t>27:48/1:16:25</w:t>
       </w:r>
     </w:p>
     <w:p>
       <w:r>
+        <w:rPr>
+          <w:noProof/>
+        </w:rPr>
         <w:drawing>
           <wp:inline distT="0" distB="0" distL="0" distR="0" wp14:anchorId="57A7E170" wp14:editId="53C37FB4">
             <wp:extent cx="4695825" cy="500186"/>
@@ -800,17 +788,14 @@
     <w:p/>
     <w:p>
       <w:r>
-        <w:t>27:</w:t>
-      </w:r>
-      <w:r>
-        <w:t>51</w:t>
-      </w:r>
-      <w:r>
-        <w:t>/1:16:25</w:t>
+        <w:t>27:51/1:16:25</w:t>
       </w:r>
     </w:p>
     <w:p>
       <w:r>
+        <w:rPr>
+          <w:noProof/>
+        </w:rPr>
         <w:drawing>
           <wp:inline distT="0" distB="0" distL="0" distR="0" wp14:anchorId="652F1A93" wp14:editId="7170D5D6">
             <wp:extent cx="4238625" cy="485449"/>
@@ -851,17 +836,14 @@
     <w:p/>
     <w:p>
       <w:r>
-        <w:t>27:5</w:t>
-      </w:r>
-      <w:r>
-        <w:t>4</w:t>
-      </w:r>
-      <w:r>
-        <w:t>/1:16:25</w:t>
+        <w:t>27:54/1:16:25</w:t>
       </w:r>
     </w:p>
     <w:p>
       <w:r>
+        <w:rPr>
+          <w:noProof/>
+        </w:rPr>
         <w:drawing>
           <wp:inline distT="0" distB="0" distL="0" distR="0" wp14:anchorId="193439E2" wp14:editId="4CA91112">
             <wp:extent cx="3752850" cy="704075"/>
@@ -902,17 +884,14 @@
     <w:p/>
     <w:p>
       <w:r>
-        <w:t>27:5</w:t>
-      </w:r>
-      <w:r>
-        <w:t>5</w:t>
-      </w:r>
-      <w:r>
-        <w:t>/1:16:25</w:t>
+        <w:t>27:55/1:16:25</w:t>
       </w:r>
     </w:p>
     <w:p>
       <w:r>
+        <w:rPr>
+          <w:noProof/>
+        </w:rPr>
         <w:drawing>
           <wp:inline distT="0" distB="0" distL="0" distR="0" wp14:anchorId="23EAA93B" wp14:editId="7CDB3D2A">
             <wp:extent cx="5943600" cy="715645"/>
@@ -953,17 +932,14 @@
     <w:p/>
     <w:p>
       <w:r>
-        <w:t>27:5</w:t>
-      </w:r>
-      <w:r>
-        <w:t>7</w:t>
-      </w:r>
-      <w:r>
-        <w:t>/1:16:25</w:t>
+        <w:t>27:57/1:16:25</w:t>
       </w:r>
     </w:p>
     <w:p>
       <w:r>
+        <w:rPr>
+          <w:noProof/>
+        </w:rPr>
         <w:drawing>
           <wp:inline distT="0" distB="0" distL="0" distR="0" wp14:anchorId="739DDC2A" wp14:editId="10395B04">
             <wp:extent cx="5943600" cy="481330"/>
@@ -1004,18 +980,15 @@
     <w:p/>
     <w:p>
       <w:r>
-        <w:t>27:5</w:t>
-      </w:r>
-      <w:r>
-        <w:t>8</w:t>
-      </w:r>
-      <w:r>
-        <w:t>/1:16:25</w:t>
+        <w:t>27:58/1:16:25</w:t>
       </w:r>
     </w:p>
     <w:p/>
     <w:p>
       <w:r>
+        <w:rPr>
+          <w:noProof/>
+        </w:rPr>
         <w:drawing>
           <wp:inline distT="0" distB="0" distL="0" distR="0" wp14:anchorId="6A4F0775" wp14:editId="3FDCB745">
             <wp:extent cx="2962275" cy="398435"/>
@@ -1058,6 +1031,9 @@
     </w:p>
     <w:p>
       <w:r>
+        <w:rPr>
+          <w:noProof/>
+        </w:rPr>
         <w:drawing>
           <wp:inline distT="0" distB="0" distL="0" distR="0" wp14:anchorId="60CD4D4B" wp14:editId="58AC6831">
             <wp:extent cx="2295525" cy="439216"/>
@@ -1098,6 +1074,9 @@
         <w:t xml:space="preserve">  </w:t>
       </w:r>
       <w:r>
+        <w:rPr>
+          <w:noProof/>
+        </w:rPr>
         <w:drawing>
           <wp:inline distT="0" distB="0" distL="0" distR="0" wp14:anchorId="7172BD18" wp14:editId="395603CE">
             <wp:extent cx="1714500" cy="443994"/>
@@ -1138,23 +1117,14 @@
     <w:p/>
     <w:p>
       <w:r>
-        <w:t>2</w:t>
-      </w:r>
-      <w:r>
-        <w:t>8</w:t>
-      </w:r>
-      <w:r>
-        <w:t>:</w:t>
-      </w:r>
-      <w:r>
-        <w:t>03</w:t>
-      </w:r>
-      <w:r>
-        <w:t>/1:16:25</w:t>
+        <w:t>28:03/1:16:25</w:t>
       </w:r>
     </w:p>
     <w:p>
       <w:r>
+        <w:rPr>
+          <w:noProof/>
+        </w:rPr>
         <w:drawing>
           <wp:inline distT="0" distB="0" distL="0" distR="0" wp14:anchorId="3E780CEF" wp14:editId="36BFF2D8">
             <wp:extent cx="4438650" cy="715440"/>
@@ -1195,17 +1165,14 @@
     <w:p/>
     <w:p>
       <w:r>
-        <w:t>28:0</w:t>
-      </w:r>
-      <w:r>
-        <w:t>5</w:t>
-      </w:r>
-      <w:r>
-        <w:t>/1:16:25</w:t>
+        <w:t>28:05/1:16:25</w:t>
       </w:r>
     </w:p>
     <w:p>
       <w:r>
+        <w:rPr>
+          <w:noProof/>
+        </w:rPr>
         <w:drawing>
           <wp:inline distT="0" distB="0" distL="0" distR="0" wp14:anchorId="107678FD" wp14:editId="606CB50A">
             <wp:extent cx="5943600" cy="842010"/>
@@ -1257,6 +1224,9 @@
     </w:p>
     <w:p>
       <w:r>
+        <w:rPr>
+          <w:noProof/>
+        </w:rPr>
         <w:drawing>
           <wp:inline distT="0" distB="0" distL="0" distR="0" wp14:anchorId="371592C2" wp14:editId="46E835EC">
             <wp:extent cx="5943600" cy="682625"/>
@@ -1298,17 +1268,14 @@
     <w:p/>
     <w:p>
       <w:r>
-        <w:t>28:0</w:t>
-      </w:r>
-      <w:r>
-        <w:t>8</w:t>
-      </w:r>
-      <w:r>
-        <w:t>/1:16:25</w:t>
+        <w:t>28:08/1:16:25</w:t>
       </w:r>
     </w:p>
     <w:p>
       <w:r>
+        <w:rPr>
+          <w:noProof/>
+        </w:rPr>
         <w:drawing>
           <wp:inline distT="0" distB="0" distL="0" distR="0" wp14:anchorId="01DF2E01" wp14:editId="416AED24">
             <wp:extent cx="5943600" cy="1915160"/>
@@ -1350,18 +1317,15 @@
     <w:p/>
     <w:p>
       <w:r>
-        <w:t>28:</w:t>
-      </w:r>
-      <w:r>
-        <w:t>24</w:t>
-      </w:r>
-      <w:r>
-        <w:t>/1:16:25</w:t>
+        <w:t>28:24/1:16:25</w:t>
       </w:r>
     </w:p>
     <w:p/>
     <w:p>
       <w:r>
+        <w:rPr>
+          <w:noProof/>
+        </w:rPr>
         <w:lastRenderedPageBreak/>
         <w:drawing>
           <wp:inline distT="0" distB="0" distL="0" distR="0" wp14:anchorId="3170E036" wp14:editId="05381D1F">
@@ -1404,10 +1368,10 @@
       </w:r>
       <w:r>
         <w:drawing>
-          <wp:inline distT="0" distB="0" distL="0" distR="0" wp14:anchorId="2656203A" wp14:editId="4F4C119D">
-            <wp:extent cx="742950" cy="928688"/>
-            <wp:effectExtent l="0" t="0" r="0" b="5080"/>
-            <wp:docPr id="1778229888" name="Picture 1"/>
+          <wp:inline distT="0" distB="0" distL="0" distR="0" wp14:anchorId="57822B94" wp14:editId="4A2E4CFC">
+            <wp:extent cx="695325" cy="1036666"/>
+            <wp:effectExtent l="0" t="0" r="0" b="0"/>
+            <wp:docPr id="1086284924" name="Picture 1"/>
             <wp:cNvGraphicFramePr>
               <a:graphicFrameLocks xmlns:a="http://schemas.openxmlformats.org/drawingml/2006/main" noChangeAspect="1"/>
             </wp:cNvGraphicFramePr>
@@ -1415,7 +1379,7 @@
               <a:graphicData uri="http://schemas.openxmlformats.org/drawingml/2006/picture">
                 <pic:pic xmlns:pic="http://schemas.openxmlformats.org/drawingml/2006/picture">
                   <pic:nvPicPr>
-                    <pic:cNvPr id="1778229888" name=""/>
+                    <pic:cNvPr id="1086284924" name=""/>
                     <pic:cNvPicPr/>
                   </pic:nvPicPr>
                   <pic:blipFill>
@@ -1427,7 +1391,7 @@
                   <pic:spPr>
                     <a:xfrm>
                       <a:off x="0" y="0"/>
-                      <a:ext cx="746282" cy="932852"/>
+                      <a:ext cx="702485" cy="1047341"/>
                     </a:xfrm>
                     <a:prstGeom prst="rect">
                       <a:avLst/>
@@ -1444,17 +1408,14 @@
     <w:p/>
     <w:p>
       <w:r>
-        <w:t>28:</w:t>
-      </w:r>
-      <w:r>
-        <w:t>59</w:t>
-      </w:r>
-      <w:r>
-        <w:t>/1:16:25</w:t>
+        <w:t>28:59/1:16:25</w:t>
       </w:r>
     </w:p>
     <w:p>
       <w:r>
+        <w:rPr>
+          <w:noProof/>
+        </w:rPr>
         <w:drawing>
           <wp:inline distT="0" distB="0" distL="0" distR="0" wp14:anchorId="32C74ADE" wp14:editId="49498C66">
             <wp:extent cx="1971675" cy="2458862"/>

--- a/Church/2026/2026_0627_MenloChurch.docx
+++ b/Church/2026/2026_0627_MenloChurch.docx
@@ -1367,6 +1367,9 @@
         <w:t xml:space="preserve">  </w:t>
       </w:r>
       <w:r>
+        <w:rPr>
+          <w:noProof/>
+        </w:rPr>
         <w:drawing>
           <wp:inline distT="0" distB="0" distL="0" distR="0" wp14:anchorId="57822B94" wp14:editId="4A2E4CFC">
             <wp:extent cx="695325" cy="1036666"/>
@@ -1453,13 +1456,453 @@
         </w:drawing>
       </w:r>
     </w:p>
+    <w:p>
+      <w:r>
+        <w:t>When I was five years old, I try to drive my father car.</w:t>
+      </w:r>
+      <w:r>
+        <w:t xml:space="preserve"> I was not able to do that because my father has more power to do driving.</w:t>
+      </w:r>
+      <w:r>
+        <w:t xml:space="preserve"> Fathers have big power </w:t>
+      </w:r>
+      <w:r>
+        <w:t>and safe for the family.</w:t>
+      </w:r>
+    </w:p>
+    <w:p/>
+    <w:p>
+      <w:r>
+        <w:t>33</w:t>
+      </w:r>
+      <w:r>
+        <w:t>:</w:t>
+      </w:r>
+      <w:r>
+        <w:t>14</w:t>
+      </w:r>
+      <w:r>
+        <w:t>/1:16:25</w:t>
+      </w:r>
+    </w:p>
+    <w:p>
+      <w:r>
+        <w:t>Today, we discuss how to define strength of Father.</w:t>
+      </w:r>
+      <w:r>
+        <w:t xml:space="preserve"> True strength isn’t forceful, it’s faithful.</w:t>
+      </w:r>
+    </w:p>
+    <w:p>
+      <w:r>
+        <w:t>We look at the scripture of Father will find something deeper</w:t>
+      </w:r>
+      <w:r>
+        <w:t xml:space="preserve"> about God</w:t>
+      </w:r>
+      <w:r>
+        <w:t>, our Father</w:t>
+      </w:r>
+      <w:r>
+        <w:t>.</w:t>
+      </w:r>
+    </w:p>
+    <w:p>
+      <w:r>
+        <w:drawing>
+          <wp:inline distT="0" distB="0" distL="0" distR="0" wp14:anchorId="4D4D609C" wp14:editId="79ED0B71">
+            <wp:extent cx="4314825" cy="697471"/>
+            <wp:effectExtent l="0" t="0" r="0" b="7620"/>
+            <wp:docPr id="1229830349" name="Picture 1"/>
+            <wp:cNvGraphicFramePr>
+              <a:graphicFrameLocks xmlns:a="http://schemas.openxmlformats.org/drawingml/2006/main" noChangeAspect="1"/>
+            </wp:cNvGraphicFramePr>
+            <a:graphic xmlns:a="http://schemas.openxmlformats.org/drawingml/2006/main">
+              <a:graphicData uri="http://schemas.openxmlformats.org/drawingml/2006/picture">
+                <pic:pic xmlns:pic="http://schemas.openxmlformats.org/drawingml/2006/picture">
+                  <pic:nvPicPr>
+                    <pic:cNvPr id="1229830349" name=""/>
+                    <pic:cNvPicPr/>
+                  </pic:nvPicPr>
+                  <pic:blipFill>
+                    <a:blip r:embed="rId36"/>
+                    <a:stretch>
+                      <a:fillRect/>
+                    </a:stretch>
+                  </pic:blipFill>
+                  <pic:spPr>
+                    <a:xfrm>
+                      <a:off x="0" y="0"/>
+                      <a:ext cx="4336869" cy="701034"/>
+                    </a:xfrm>
+                    <a:prstGeom prst="rect">
+                      <a:avLst/>
+                    </a:prstGeom>
+                  </pic:spPr>
+                </pic:pic>
+              </a:graphicData>
+            </a:graphic>
+          </wp:inline>
+        </w:drawing>
+      </w:r>
+    </w:p>
+    <w:p/>
+    <w:p>
+      <w:r>
+        <w:t>33:14/1:16:25</w:t>
+      </w:r>
+    </w:p>
+    <w:p>
+      <w:r>
+        <w:t>Matthew 1:18</w:t>
+      </w:r>
+    </w:p>
+    <w:p>
+      <w:r>
+        <w:t>Now the birth of Jesus Christ took place in this wat. When his mother Mary had been betrothed</w:t>
+      </w:r>
+      <w:r>
+        <w:t xml:space="preserve"> (</w:t>
+      </w:r>
+      <w:r>
+        <w:rPr>
+          <w:rFonts w:hint="eastAsia"/>
+        </w:rPr>
+        <w:t>訂婚</w:t>
+      </w:r>
+      <w:r>
+        <w:t>)</w:t>
+      </w:r>
+      <w:r>
+        <w:t xml:space="preserve"> to Joseph, before they came </w:t>
+      </w:r>
+      <w:r>
+        <w:t>together,</w:t>
+      </w:r>
+      <w:r>
+        <w:t xml:space="preserve"> she was found to be with child from Holy Spirit. </w:t>
+      </w:r>
+    </w:p>
+    <w:p/>
+    <w:p>
+      <w:r>
+        <w:t xml:space="preserve">Before Mary </w:t>
+      </w:r>
+      <w:r>
+        <w:t>is married</w:t>
+      </w:r>
+      <w:r>
+        <w:t>, Mary is pregnant with Holy Sp</w:t>
+      </w:r>
+      <w:r>
+        <w:t>i</w:t>
+      </w:r>
+      <w:r>
+        <w:t>rit</w:t>
+      </w:r>
+      <w:r>
+        <w:t>.</w:t>
+      </w:r>
+    </w:p>
+    <w:p>
+      <w:r>
+        <w:lastRenderedPageBreak/>
+        <w:drawing>
+          <wp:inline distT="0" distB="0" distL="0" distR="0" wp14:anchorId="6E48310E" wp14:editId="169D2FEA">
+            <wp:extent cx="1466850" cy="1993093"/>
+            <wp:effectExtent l="0" t="0" r="0" b="7620"/>
+            <wp:docPr id="911725823" name="Picture 1"/>
+            <wp:cNvGraphicFramePr>
+              <a:graphicFrameLocks xmlns:a="http://schemas.openxmlformats.org/drawingml/2006/main" noChangeAspect="1"/>
+            </wp:cNvGraphicFramePr>
+            <a:graphic xmlns:a="http://schemas.openxmlformats.org/drawingml/2006/main">
+              <a:graphicData uri="http://schemas.openxmlformats.org/drawingml/2006/picture">
+                <pic:pic xmlns:pic="http://schemas.openxmlformats.org/drawingml/2006/picture">
+                  <pic:nvPicPr>
+                    <pic:cNvPr id="911725823" name=""/>
+                    <pic:cNvPicPr/>
+                  </pic:nvPicPr>
+                  <pic:blipFill>
+                    <a:blip r:embed="rId37"/>
+                    <a:stretch>
+                      <a:fillRect/>
+                    </a:stretch>
+                  </pic:blipFill>
+                  <pic:spPr>
+                    <a:xfrm>
+                      <a:off x="0" y="0"/>
+                      <a:ext cx="1473528" cy="2002166"/>
+                    </a:xfrm>
+                    <a:prstGeom prst="rect">
+                      <a:avLst/>
+                    </a:prstGeom>
+                  </pic:spPr>
+                </pic:pic>
+              </a:graphicData>
+            </a:graphic>
+          </wp:inline>
+        </w:drawing>
+      </w:r>
+    </w:p>
+    <w:p/>
+    <w:p>
+      <w:r>
+        <w:t>3</w:t>
+      </w:r>
+      <w:r>
+        <w:t>6</w:t>
+      </w:r>
+      <w:r>
+        <w:t>:</w:t>
+      </w:r>
+      <w:r>
+        <w:t>04</w:t>
+      </w:r>
+      <w:r>
+        <w:t>/1:16:25</w:t>
+      </w:r>
+    </w:p>
+    <w:p>
+      <w:r>
+        <w:t>Matthew 1:1</w:t>
+      </w:r>
+      <w:r>
+        <w:t>9</w:t>
+      </w:r>
+    </w:p>
+    <w:p>
+      <w:r>
+        <w:t>And her husband Joseph, being a just man and unwilling to put her to shame, resolved to divorce her quietly.</w:t>
+      </w:r>
+    </w:p>
+    <w:p/>
+    <w:p>
+      <w:r>
+        <w:t>Joseph divorce fiancé Mary.</w:t>
+      </w:r>
+    </w:p>
+    <w:p>
+      <w:r>
+        <w:drawing>
+          <wp:inline distT="0" distB="0" distL="0" distR="0" wp14:anchorId="59866643" wp14:editId="78602BDE">
+            <wp:extent cx="1943100" cy="2666891"/>
+            <wp:effectExtent l="0" t="0" r="0" b="635"/>
+            <wp:docPr id="1194141096" name="Picture 1"/>
+            <wp:cNvGraphicFramePr>
+              <a:graphicFrameLocks xmlns:a="http://schemas.openxmlformats.org/drawingml/2006/main" noChangeAspect="1"/>
+            </wp:cNvGraphicFramePr>
+            <a:graphic xmlns:a="http://schemas.openxmlformats.org/drawingml/2006/main">
+              <a:graphicData uri="http://schemas.openxmlformats.org/drawingml/2006/picture">
+                <pic:pic xmlns:pic="http://schemas.openxmlformats.org/drawingml/2006/picture">
+                  <pic:nvPicPr>
+                    <pic:cNvPr id="1194141096" name=""/>
+                    <pic:cNvPicPr/>
+                  </pic:nvPicPr>
+                  <pic:blipFill>
+                    <a:blip r:embed="rId38"/>
+                    <a:stretch>
+                      <a:fillRect/>
+                    </a:stretch>
+                  </pic:blipFill>
+                  <pic:spPr>
+                    <a:xfrm>
+                      <a:off x="0" y="0"/>
+                      <a:ext cx="1948401" cy="2674166"/>
+                    </a:xfrm>
+                    <a:prstGeom prst="rect">
+                      <a:avLst/>
+                    </a:prstGeom>
+                  </pic:spPr>
+                </pic:pic>
+              </a:graphicData>
+            </a:graphic>
+          </wp:inline>
+        </w:drawing>
+      </w:r>
+    </w:p>
+    <w:p/>
+    <w:p>
+      <w:r>
+        <w:t>3</w:t>
+      </w:r>
+      <w:r>
+        <w:t>7</w:t>
+      </w:r>
+      <w:r>
+        <w:t>:0</w:t>
+      </w:r>
+      <w:r>
+        <w:t>7</w:t>
+      </w:r>
+      <w:r>
+        <w:t>/1:16:25</w:t>
+      </w:r>
+    </w:p>
+    <w:p>
+      <w:r>
+        <w:t>True strength doesn’t need to shout.</w:t>
+      </w:r>
+    </w:p>
+    <w:p>
+      <w:r>
+        <w:t>Show up and shout</w:t>
+      </w:r>
+      <w:r>
+        <w:t xml:space="preserve"> is public disgrace.</w:t>
+      </w:r>
+    </w:p>
+    <w:p>
+      <w:r>
+        <w:drawing>
+          <wp:inline distT="0" distB="0" distL="0" distR="0" wp14:anchorId="54860C8B" wp14:editId="196AC5D1">
+            <wp:extent cx="5943600" cy="1093470"/>
+            <wp:effectExtent l="0" t="0" r="0" b="0"/>
+            <wp:docPr id="119963011" name="Picture 1"/>
+            <wp:cNvGraphicFramePr>
+              <a:graphicFrameLocks xmlns:a="http://schemas.openxmlformats.org/drawingml/2006/main" noChangeAspect="1"/>
+            </wp:cNvGraphicFramePr>
+            <a:graphic xmlns:a="http://schemas.openxmlformats.org/drawingml/2006/main">
+              <a:graphicData uri="http://schemas.openxmlformats.org/drawingml/2006/picture">
+                <pic:pic xmlns:pic="http://schemas.openxmlformats.org/drawingml/2006/picture">
+                  <pic:nvPicPr>
+                    <pic:cNvPr id="119963011" name=""/>
+                    <pic:cNvPicPr/>
+                  </pic:nvPicPr>
+                  <pic:blipFill>
+                    <a:blip r:embed="rId39"/>
+                    <a:stretch>
+                      <a:fillRect/>
+                    </a:stretch>
+                  </pic:blipFill>
+                  <pic:spPr>
+                    <a:xfrm>
+                      <a:off x="0" y="0"/>
+                      <a:ext cx="5943600" cy="1093470"/>
+                    </a:xfrm>
+                    <a:prstGeom prst="rect">
+                      <a:avLst/>
+                    </a:prstGeom>
+                  </pic:spPr>
+                </pic:pic>
+              </a:graphicData>
+            </a:graphic>
+          </wp:inline>
+        </w:drawing>
+      </w:r>
+    </w:p>
+    <w:p/>
+    <w:p>
+      <w:r>
+        <w:t>37:</w:t>
+      </w:r>
+      <w:r>
+        <w:t>51</w:t>
+      </w:r>
+      <w:r>
+        <w:t>/1:16:25</w:t>
+      </w:r>
+    </w:p>
+    <w:p/>
+    <w:p>
+      <w:r>
+        <w:lastRenderedPageBreak/>
+        <w:t>Matthew 1:20, 21, 24</w:t>
+      </w:r>
+    </w:p>
+    <w:p>
+      <w:r>
+        <w:t>But as he considered these things, behold, an angels of the Lord appeared to him in a dream, saying,</w:t>
+      </w:r>
+      <w:r>
+        <w:t xml:space="preserve"> “Joseph, son of David, do not fear to take Mary as your wife, for that which is conceived in her is from the Holy Spirit.”</w:t>
+      </w:r>
+    </w:p>
+    <w:p>
+      <w:r>
+        <w:t xml:space="preserve"> </w:t>
+      </w:r>
+    </w:p>
+    <w:p>
+      <w:r>
+        <w:drawing>
+          <wp:inline distT="0" distB="0" distL="0" distR="0" wp14:anchorId="178962D2" wp14:editId="3E37CA65">
+            <wp:extent cx="1466108" cy="2038350"/>
+            <wp:effectExtent l="0" t="0" r="1270" b="0"/>
+            <wp:docPr id="2035446636" name="Picture 1"/>
+            <wp:cNvGraphicFramePr>
+              <a:graphicFrameLocks xmlns:a="http://schemas.openxmlformats.org/drawingml/2006/main" noChangeAspect="1"/>
+            </wp:cNvGraphicFramePr>
+            <a:graphic xmlns:a="http://schemas.openxmlformats.org/drawingml/2006/main">
+              <a:graphicData uri="http://schemas.openxmlformats.org/drawingml/2006/picture">
+                <pic:pic xmlns:pic="http://schemas.openxmlformats.org/drawingml/2006/picture">
+                  <pic:nvPicPr>
+                    <pic:cNvPr id="2035446636" name=""/>
+                    <pic:cNvPicPr/>
+                  </pic:nvPicPr>
+                  <pic:blipFill>
+                    <a:blip r:embed="rId40"/>
+                    <a:stretch>
+                      <a:fillRect/>
+                    </a:stretch>
+                  </pic:blipFill>
+                  <pic:spPr>
+                    <a:xfrm>
+                      <a:off x="0" y="0"/>
+                      <a:ext cx="1471213" cy="2045447"/>
+                    </a:xfrm>
+                    <a:prstGeom prst="rect">
+                      <a:avLst/>
+                    </a:prstGeom>
+                  </pic:spPr>
+                </pic:pic>
+              </a:graphicData>
+            </a:graphic>
+          </wp:inline>
+        </w:drawing>
+      </w:r>
+      <w:r>
+        <w:t xml:space="preserve">  </w:t>
+      </w:r>
+      <w:r>
+        <w:drawing>
+          <wp:inline distT="0" distB="0" distL="0" distR="0" wp14:anchorId="5B4F94B8" wp14:editId="2C62E71E">
+            <wp:extent cx="1476375" cy="2043235"/>
+            <wp:effectExtent l="0" t="0" r="0" b="0"/>
+            <wp:docPr id="976377218" name="Picture 1"/>
+            <wp:cNvGraphicFramePr>
+              <a:graphicFrameLocks xmlns:a="http://schemas.openxmlformats.org/drawingml/2006/main" noChangeAspect="1"/>
+            </wp:cNvGraphicFramePr>
+            <a:graphic xmlns:a="http://schemas.openxmlformats.org/drawingml/2006/main">
+              <a:graphicData uri="http://schemas.openxmlformats.org/drawingml/2006/picture">
+                <pic:pic xmlns:pic="http://schemas.openxmlformats.org/drawingml/2006/picture">
+                  <pic:nvPicPr>
+                    <pic:cNvPr id="976377218" name=""/>
+                    <pic:cNvPicPr/>
+                  </pic:nvPicPr>
+                  <pic:blipFill>
+                    <a:blip r:embed="rId41"/>
+                    <a:stretch>
+                      <a:fillRect/>
+                    </a:stretch>
+                  </pic:blipFill>
+                  <pic:spPr>
+                    <a:xfrm>
+                      <a:off x="0" y="0"/>
+                      <a:ext cx="1484774" cy="2054860"/>
+                    </a:xfrm>
+                    <a:prstGeom prst="rect">
+                      <a:avLst/>
+                    </a:prstGeom>
+                  </pic:spPr>
+                </pic:pic>
+              </a:graphicData>
+            </a:graphic>
+          </wp:inline>
+        </w:drawing>
+      </w:r>
+    </w:p>
     <w:p/>
     <w:p/>
-    <w:p/>
-    <w:p/>
-    <w:p/>
-    <w:p/>
-    <w:p/>
     <w:p>
       <w:r>
         <w:t>************</w:t>
@@ -1494,7 +1937,7 @@
       </w:r>
     </w:p>
     <w:p>
-      <w:hyperlink r:id="rId36" w:history="1">
+      <w:hyperlink r:id="rId42" w:history="1">
         <w:r>
           <w:rPr>
             <w:rStyle w:val="Hyperlink"/>
@@ -1524,9 +1967,31 @@
       </w:r>
     </w:p>
     <w:p/>
+    <w:p>
+      <w:r>
+        <w:t>When I was five years old, I try to drive my father car. I was not able to do that because my father has more power to do driving. Fathers have big power and safe for the family.</w:t>
+      </w:r>
+    </w:p>
+    <w:p/>
+    <w:p>
+      <w:r>
+        <w:t>33:14/1:16:25</w:t>
+      </w:r>
+    </w:p>
+    <w:p>
+      <w:r>
+        <w:t>Today, we discuss how to define strength of Father. True strength isn’t forceful, it’s faithful.</w:t>
+      </w:r>
+    </w:p>
+    <w:p>
+      <w:r>
+        <w:t>We look at the scripture of Father will find something deeper about God, our Father.</w:t>
+      </w:r>
+    </w:p>
+    <w:p/>
     <w:p/>
     <w:sectPr>
-      <w:footerReference w:type="default" r:id="rId37"/>
+      <w:footerReference w:type="default" r:id="rId43"/>
       <w:pgSz w:w="12240" w:h="15840"/>
       <w:pgMar w:top="1440" w:right="1440" w:bottom="1530" w:left="1440" w:header="0" w:footer="720" w:gutter="0"/>
       <w:cols w:space="720"/>
